--- a/outputs/Table1.docx
+++ b/outputs/Table1.docx
@@ -1040,33 +1040,33 @@
               <w:jc w:val="center"/>
             </w:pPr>
             <w:r>
-              <w:t>29 (5.6)</w:t>
-            </w:r>
-          </w:p>
-        </w:tc>
-        <w:tc>
-          <w:tcPr>
-            <w:tcW w:type="dxa" w:w="1080"/>
-          </w:tcPr>
-          <w:p>
-            <w:pPr>
-              <w:jc w:val="center"/>
-            </w:pPr>
-            <w:r>
-              <w:t>61 (45.2)</w:t>
-            </w:r>
-          </w:p>
-        </w:tc>
-        <w:tc>
-          <w:tcPr>
-            <w:tcW w:type="dxa" w:w="1080"/>
-          </w:tcPr>
-          <w:p>
-            <w:pPr>
-              <w:jc w:val="center"/>
-            </w:pPr>
-            <w:r>
-              <w:t>149 (12.0)</w:t>
+              <w:t>30 (5.8)</w:t>
+            </w:r>
+          </w:p>
+        </w:tc>
+        <w:tc>
+          <w:tcPr>
+            <w:tcW w:type="dxa" w:w="1080"/>
+          </w:tcPr>
+          <w:p>
+            <w:pPr>
+              <w:jc w:val="center"/>
+            </w:pPr>
+            <w:r>
+              <w:t>62 (45.9)</w:t>
+            </w:r>
+          </w:p>
+        </w:tc>
+        <w:tc>
+          <w:tcPr>
+            <w:tcW w:type="dxa" w:w="1080"/>
+          </w:tcPr>
+          <w:p>
+            <w:pPr>
+              <w:jc w:val="center"/>
+            </w:pPr>
+            <w:r>
+              <w:t>151 (12.2)</w:t>
             </w:r>
           </w:p>
         </w:tc>
@@ -1103,7 +1103,7 @@
               <w:jc w:val="center"/>
             </w:pPr>
             <w:r>
-              <w:t>0.362</w:t>
+              <w:t>0.366</w:t>
             </w:r>
           </w:p>
         </w:tc>
@@ -1131,20 +1131,20 @@
               <w:jc w:val="center"/>
             </w:pPr>
             <w:r>
-              <w:t>159 (27.3)</w:t>
-            </w:r>
-          </w:p>
-        </w:tc>
-        <w:tc>
-          <w:tcPr>
-            <w:tcW w:type="dxa" w:w="1080"/>
-          </w:tcPr>
-          <w:p>
-            <w:pPr>
-              <w:jc w:val="center"/>
-            </w:pPr>
-            <w:r>
-              <w:t>83 (16.0)</w:t>
+              <w:t>142 (24.4)</w:t>
+            </w:r>
+          </w:p>
+        </w:tc>
+        <w:tc>
+          <w:tcPr>
+            <w:tcW w:type="dxa" w:w="1080"/>
+          </w:tcPr>
+          <w:p>
+            <w:pPr>
+              <w:jc w:val="center"/>
+            </w:pPr>
+            <w:r>
+              <w:t>79 (15.2)</w:t>
             </w:r>
           </w:p>
         </w:tc>
@@ -1170,7 +1170,7 @@
               <w:jc w:val="center"/>
             </w:pPr>
             <w:r>
-              <w:t>245 (19.8)</w:t>
+              <w:t>224 (18.1)</w:t>
             </w:r>
           </w:p>
         </w:tc>
@@ -1207,7 +1207,7 @@
               <w:jc w:val="center"/>
             </w:pPr>
             <w:r>
-              <w:t>0.204</w:t>
+              <w:t>0.183</w:t>
             </w:r>
           </w:p>
         </w:tc>
@@ -1222,59 +1222,59 @@
               <w:jc w:val="left"/>
             </w:pPr>
             <w:r>
-              <w:t>硬币或金属片</w:t>
-            </w:r>
-          </w:p>
-        </w:tc>
-        <w:tc>
-          <w:tcPr>
-            <w:tcW w:type="dxa" w:w="1080"/>
-          </w:tcPr>
-          <w:p>
-            <w:pPr>
-              <w:jc w:val="center"/>
-            </w:pPr>
-            <w:r>
-              <w:t>66 (11.3)</w:t>
-            </w:r>
-          </w:p>
-        </w:tc>
-        <w:tc>
-          <w:tcPr>
-            <w:tcW w:type="dxa" w:w="1080"/>
-          </w:tcPr>
-          <w:p>
-            <w:pPr>
-              <w:jc w:val="center"/>
-            </w:pPr>
-            <w:r>
-              <w:t>193 (37.1)</w:t>
-            </w:r>
-          </w:p>
-        </w:tc>
-        <w:tc>
-          <w:tcPr>
-            <w:tcW w:type="dxa" w:w="1080"/>
-          </w:tcPr>
-          <w:p>
-            <w:pPr>
-              <w:jc w:val="center"/>
-            </w:pPr>
-            <w:r>
-              <w:t>5 (3.7)</w:t>
-            </w:r>
-          </w:p>
-        </w:tc>
-        <w:tc>
-          <w:tcPr>
-            <w:tcW w:type="dxa" w:w="1080"/>
-          </w:tcPr>
-          <w:p>
-            <w:pPr>
-              <w:jc w:val="center"/>
-            </w:pPr>
-            <w:r>
-              <w:t>264 (21.3)</w:t>
+              <w:t>硬币或金属钝物</w:t>
+            </w:r>
+          </w:p>
+        </w:tc>
+        <w:tc>
+          <w:tcPr>
+            <w:tcW w:type="dxa" w:w="1080"/>
+          </w:tcPr>
+          <w:p>
+            <w:pPr>
+              <w:jc w:val="center"/>
+            </w:pPr>
+            <w:r>
+              <w:t>84 (14.4)</w:t>
+            </w:r>
+          </w:p>
+        </w:tc>
+        <w:tc>
+          <w:tcPr>
+            <w:tcW w:type="dxa" w:w="1080"/>
+          </w:tcPr>
+          <w:p>
+            <w:pPr>
+              <w:jc w:val="center"/>
+            </w:pPr>
+            <w:r>
+              <w:t>216 (41.5)</w:t>
+            </w:r>
+          </w:p>
+        </w:tc>
+        <w:tc>
+          <w:tcPr>
+            <w:tcW w:type="dxa" w:w="1080"/>
+          </w:tcPr>
+          <w:p>
+            <w:pPr>
+              <w:jc w:val="center"/>
+            </w:pPr>
+            <w:r>
+              <w:t>7 (5.2)</w:t>
+            </w:r>
+          </w:p>
+        </w:tc>
+        <w:tc>
+          <w:tcPr>
+            <w:tcW w:type="dxa" w:w="1080"/>
+          </w:tcPr>
+          <w:p>
+            <w:pPr>
+              <w:jc w:val="center"/>
+            </w:pPr>
+            <w:r>
+              <w:t>307 (24.8)</w:t>
             </w:r>
           </w:p>
         </w:tc>
@@ -1311,7 +1311,7 @@
               <w:jc w:val="center"/>
             </w:pPr>
             <w:r>
-              <w:t>0.333</w:t>
+              <w:t>0.336</w:t>
             </w:r>
           </w:p>
         </w:tc>
@@ -1326,59 +1326,59 @@
               <w:jc w:val="left"/>
             </w:pPr>
             <w:r>
-              <w:t>枣核或果核</w:t>
-            </w:r>
-          </w:p>
-        </w:tc>
-        <w:tc>
-          <w:tcPr>
-            <w:tcW w:type="dxa" w:w="1080"/>
-          </w:tcPr>
-          <w:p>
-            <w:pPr>
-              <w:jc w:val="center"/>
-            </w:pPr>
-            <w:r>
-              <w:t>37 (6.3)</w:t>
-            </w:r>
-          </w:p>
-        </w:tc>
-        <w:tc>
-          <w:tcPr>
-            <w:tcW w:type="dxa" w:w="1080"/>
-          </w:tcPr>
-          <w:p>
-            <w:pPr>
-              <w:jc w:val="center"/>
-            </w:pPr>
-            <w:r>
-              <w:t>13 (2.5)</w:t>
-            </w:r>
-          </w:p>
-        </w:tc>
-        <w:tc>
-          <w:tcPr>
-            <w:tcW w:type="dxa" w:w="1080"/>
-          </w:tcPr>
-          <w:p>
-            <w:pPr>
-              <w:jc w:val="center"/>
-            </w:pPr>
-            <w:r>
-              <w:t>4 (3.0)</w:t>
-            </w:r>
-          </w:p>
-        </w:tc>
-        <w:tc>
-          <w:tcPr>
-            <w:tcW w:type="dxa" w:w="1080"/>
-          </w:tcPr>
-          <w:p>
-            <w:pPr>
-              <w:jc w:val="center"/>
-            </w:pPr>
-            <w:r>
-              <w:t>54 (4.4)</w:t>
+              <w:t>圆球状钝物</w:t>
+            </w:r>
+          </w:p>
+        </w:tc>
+        <w:tc>
+          <w:tcPr>
+            <w:tcW w:type="dxa" w:w="1080"/>
+          </w:tcPr>
+          <w:p>
+            <w:pPr>
+              <w:jc w:val="center"/>
+            </w:pPr>
+            <w:r>
+              <w:t>10 (1.7)</w:t>
+            </w:r>
+          </w:p>
+        </w:tc>
+        <w:tc>
+          <w:tcPr>
+            <w:tcW w:type="dxa" w:w="1080"/>
+          </w:tcPr>
+          <w:p>
+            <w:pPr>
+              <w:jc w:val="center"/>
+            </w:pPr>
+            <w:r>
+              <w:t>12 (2.3)</w:t>
+            </w:r>
+          </w:p>
+        </w:tc>
+        <w:tc>
+          <w:tcPr>
+            <w:tcW w:type="dxa" w:w="1080"/>
+          </w:tcPr>
+          <w:p>
+            <w:pPr>
+              <w:jc w:val="center"/>
+            </w:pPr>
+            <w:r>
+              <w:t>8 (5.9)</w:t>
+            </w:r>
+          </w:p>
+        </w:tc>
+        <w:tc>
+          <w:tcPr>
+            <w:tcW w:type="dxa" w:w="1080"/>
+          </w:tcPr>
+          <w:p>
+            <w:pPr>
+              <w:jc w:val="center"/>
+            </w:pPr>
+            <w:r>
+              <w:t>30 (2.4)</w:t>
             </w:r>
           </w:p>
         </w:tc>
@@ -1402,20 +1402,20 @@
               <w:jc w:val="center"/>
             </w:pPr>
             <w:r>
-              <w:t>0.005</w:t>
-            </w:r>
-          </w:p>
-        </w:tc>
-        <w:tc>
-          <w:tcPr>
-            <w:tcW w:type="dxa" w:w="1080"/>
-          </w:tcPr>
-          <w:p>
-            <w:pPr>
-              <w:jc w:val="center"/>
-            </w:pPr>
-            <w:r>
-              <w:t>0.092</w:t>
+              <w:t>0.015</w:t>
+            </w:r>
+          </w:p>
+        </w:tc>
+        <w:tc>
+          <w:tcPr>
+            <w:tcW w:type="dxa" w:w="1080"/>
+          </w:tcPr>
+          <w:p>
+            <w:pPr>
+              <w:jc w:val="center"/>
+            </w:pPr>
+            <w:r>
+              <w:t>0.082</w:t>
             </w:r>
           </w:p>
         </w:tc>
@@ -1430,59 +1430,59 @@
               <w:jc w:val="left"/>
             </w:pPr>
             <w:r>
-              <w:t>长条状异物</w:t>
-            </w:r>
-          </w:p>
-        </w:tc>
-        <w:tc>
-          <w:tcPr>
-            <w:tcW w:type="dxa" w:w="1080"/>
-          </w:tcPr>
-          <w:p>
-            <w:pPr>
-              <w:jc w:val="center"/>
-            </w:pPr>
-            <w:r>
-              <w:t>11 (1.9)</w:t>
-            </w:r>
-          </w:p>
-        </w:tc>
-        <w:tc>
-          <w:tcPr>
-            <w:tcW w:type="dxa" w:w="1080"/>
-          </w:tcPr>
-          <w:p>
-            <w:pPr>
-              <w:jc w:val="center"/>
-            </w:pPr>
-            <w:r>
-              <w:t>32 (6.2)</w:t>
-            </w:r>
-          </w:p>
-        </w:tc>
-        <w:tc>
-          <w:tcPr>
-            <w:tcW w:type="dxa" w:w="1080"/>
-          </w:tcPr>
-          <w:p>
-            <w:pPr>
-              <w:jc w:val="center"/>
-            </w:pPr>
-            <w:r>
-              <w:t>0 (0.0)</w:t>
-            </w:r>
-          </w:p>
-        </w:tc>
-        <w:tc>
-          <w:tcPr>
-            <w:tcW w:type="dxa" w:w="1080"/>
-          </w:tcPr>
-          <w:p>
-            <w:pPr>
-              <w:jc w:val="center"/>
-            </w:pPr>
-            <w:r>
-              <w:t>43 (3.5)</w:t>
+              <w:t>果核</w:t>
+            </w:r>
+          </w:p>
+        </w:tc>
+        <w:tc>
+          <w:tcPr>
+            <w:tcW w:type="dxa" w:w="1080"/>
+          </w:tcPr>
+          <w:p>
+            <w:pPr>
+              <w:jc w:val="center"/>
+            </w:pPr>
+            <w:r>
+              <w:t>42 (7.2)</w:t>
+            </w:r>
+          </w:p>
+        </w:tc>
+        <w:tc>
+          <w:tcPr>
+            <w:tcW w:type="dxa" w:w="1080"/>
+          </w:tcPr>
+          <w:p>
+            <w:pPr>
+              <w:jc w:val="center"/>
+            </w:pPr>
+            <w:r>
+              <w:t>15 (2.9)</w:t>
+            </w:r>
+          </w:p>
+        </w:tc>
+        <w:tc>
+          <w:tcPr>
+            <w:tcW w:type="dxa" w:w="1080"/>
+          </w:tcPr>
+          <w:p>
+            <w:pPr>
+              <w:jc w:val="center"/>
+            </w:pPr>
+            <w:r>
+              <w:t>5 (3.7)</w:t>
+            </w:r>
+          </w:p>
+        </w:tc>
+        <w:tc>
+          <w:tcPr>
+            <w:tcW w:type="dxa" w:w="1080"/>
+          </w:tcPr>
+          <w:p>
+            <w:pPr>
+              <w:jc w:val="center"/>
+            </w:pPr>
+            <w:r>
+              <w:t>62 (5.0)</w:t>
             </w:r>
           </w:p>
         </w:tc>
@@ -1506,20 +1506,20 @@
               <w:jc w:val="center"/>
             </w:pPr>
             <w:r>
-              <w:t>&lt;0.001</w:t>
-            </w:r>
-          </w:p>
-        </w:tc>
-        <w:tc>
-          <w:tcPr>
-            <w:tcW w:type="dxa" w:w="1080"/>
-          </w:tcPr>
-          <w:p>
-            <w:pPr>
-              <w:jc w:val="center"/>
-            </w:pPr>
-            <w:r>
-              <w:t>0.128</w:t>
+              <w:t>0.003</w:t>
+            </w:r>
+          </w:p>
+        </w:tc>
+        <w:tc>
+          <w:tcPr>
+            <w:tcW w:type="dxa" w:w="1080"/>
+          </w:tcPr>
+          <w:p>
+            <w:pPr>
+              <w:jc w:val="center"/>
+            </w:pPr>
+            <w:r>
+              <w:t>0.096</w:t>
             </w:r>
           </w:p>
         </w:tc>
@@ -1534,46 +1534,46 @@
               <w:jc w:val="left"/>
             </w:pPr>
             <w:r>
-              <w:t>塑料或玩具</w:t>
-            </w:r>
-          </w:p>
-        </w:tc>
-        <w:tc>
-          <w:tcPr>
-            <w:tcW w:type="dxa" w:w="1080"/>
-          </w:tcPr>
-          <w:p>
-            <w:pPr>
-              <w:jc w:val="center"/>
-            </w:pPr>
-            <w:r>
-              <w:t>31 (5.3)</w:t>
-            </w:r>
-          </w:p>
-        </w:tc>
-        <w:tc>
-          <w:tcPr>
-            <w:tcW w:type="dxa" w:w="1080"/>
-          </w:tcPr>
-          <w:p>
-            <w:pPr>
-              <w:jc w:val="center"/>
-            </w:pPr>
-            <w:r>
-              <w:t>33 (6.3)</w:t>
-            </w:r>
-          </w:p>
-        </w:tc>
-        <w:tc>
-          <w:tcPr>
-            <w:tcW w:type="dxa" w:w="1080"/>
-          </w:tcPr>
-          <w:p>
-            <w:pPr>
-              <w:jc w:val="center"/>
-            </w:pPr>
-            <w:r>
-              <w:t>4 (3.0)</w:t>
+              <w:t>长条状异物</w:t>
+            </w:r>
+          </w:p>
+        </w:tc>
+        <w:tc>
+          <w:tcPr>
+            <w:tcW w:type="dxa" w:w="1080"/>
+          </w:tcPr>
+          <w:p>
+            <w:pPr>
+              <w:jc w:val="center"/>
+            </w:pPr>
+            <w:r>
+              <w:t>18 (3.1)</w:t>
+            </w:r>
+          </w:p>
+        </w:tc>
+        <w:tc>
+          <w:tcPr>
+            <w:tcW w:type="dxa" w:w="1080"/>
+          </w:tcPr>
+          <w:p>
+            <w:pPr>
+              <w:jc w:val="center"/>
+            </w:pPr>
+            <w:r>
+              <w:t>47 (9.0)</w:t>
+            </w:r>
+          </w:p>
+        </w:tc>
+        <w:tc>
+          <w:tcPr>
+            <w:tcW w:type="dxa" w:w="1080"/>
+          </w:tcPr>
+          <w:p>
+            <w:pPr>
+              <w:jc w:val="center"/>
+            </w:pPr>
+            <w:r>
+              <w:t>3 (2.2)</w:t>
             </w:r>
           </w:p>
         </w:tc>
@@ -1610,20 +1610,20 @@
               <w:jc w:val="center"/>
             </w:pPr>
             <w:r>
-              <w:t>0.297</w:t>
-            </w:r>
-          </w:p>
-        </w:tc>
-        <w:tc>
-          <w:tcPr>
-            <w:tcW w:type="dxa" w:w="1080"/>
-          </w:tcPr>
-          <w:p>
-            <w:pPr>
-              <w:jc w:val="center"/>
-            </w:pPr>
-            <w:r>
-              <w:t>0.044</w:t>
+              <w:t>&lt;0.001</w:t>
+            </w:r>
+          </w:p>
+        </w:tc>
+        <w:tc>
+          <w:tcPr>
+            <w:tcW w:type="dxa" w:w="1080"/>
+          </w:tcPr>
+          <w:p>
+            <w:pPr>
+              <w:jc w:val="center"/>
+            </w:pPr>
+            <w:r>
+              <w:t>0.133</w:t>
             </w:r>
           </w:p>
         </w:tc>
@@ -1638,6 +1638,214 @@
               <w:jc w:val="left"/>
             </w:pPr>
             <w:r>
+              <w:t>塑料或玩具</w:t>
+            </w:r>
+          </w:p>
+        </w:tc>
+        <w:tc>
+          <w:tcPr>
+            <w:tcW w:type="dxa" w:w="1080"/>
+          </w:tcPr>
+          <w:p>
+            <w:pPr>
+              <w:jc w:val="center"/>
+            </w:pPr>
+            <w:r>
+              <w:t>34 (5.8)</w:t>
+            </w:r>
+          </w:p>
+        </w:tc>
+        <w:tc>
+          <w:tcPr>
+            <w:tcW w:type="dxa" w:w="1080"/>
+          </w:tcPr>
+          <w:p>
+            <w:pPr>
+              <w:jc w:val="center"/>
+            </w:pPr>
+            <w:r>
+              <w:t>34 (6.5)</w:t>
+            </w:r>
+          </w:p>
+        </w:tc>
+        <w:tc>
+          <w:tcPr>
+            <w:tcW w:type="dxa" w:w="1080"/>
+          </w:tcPr>
+          <w:p>
+            <w:pPr>
+              <w:jc w:val="center"/>
+            </w:pPr>
+            <w:r>
+              <w:t>3 (2.2)</w:t>
+            </w:r>
+          </w:p>
+        </w:tc>
+        <w:tc>
+          <w:tcPr>
+            <w:tcW w:type="dxa" w:w="1080"/>
+          </w:tcPr>
+          <w:p>
+            <w:pPr>
+              <w:jc w:val="center"/>
+            </w:pPr>
+            <w:r>
+              <w:t>71 (5.7)</w:t>
+            </w:r>
+          </w:p>
+        </w:tc>
+        <w:tc>
+          <w:tcPr>
+            <w:tcW w:type="dxa" w:w="1080"/>
+          </w:tcPr>
+          <w:p>
+            <w:pPr>
+              <w:jc w:val="center"/>
+            </w:pPr>
+            <w:r/>
+          </w:p>
+        </w:tc>
+        <w:tc>
+          <w:tcPr>
+            <w:tcW w:type="dxa" w:w="1080"/>
+          </w:tcPr>
+          <w:p>
+            <w:pPr>
+              <w:jc w:val="center"/>
+            </w:pPr>
+            <w:r>
+              <w:t>0.156</w:t>
+            </w:r>
+          </w:p>
+        </w:tc>
+        <w:tc>
+          <w:tcPr>
+            <w:tcW w:type="dxa" w:w="1080"/>
+          </w:tcPr>
+          <w:p>
+            <w:pPr>
+              <w:jc w:val="center"/>
+            </w:pPr>
+            <w:r>
+              <w:t>0.055</w:t>
+            </w:r>
+          </w:p>
+        </w:tc>
+      </w:tr>
+      <w:tr>
+        <w:tc>
+          <w:tcPr>
+            <w:tcW w:type="dxa" w:w="1080"/>
+          </w:tcPr>
+          <w:p>
+            <w:pPr>
+              <w:jc w:val="left"/>
+            </w:pPr>
+            <w:r>
+              <w:t>水银或体温计</w:t>
+            </w:r>
+          </w:p>
+        </w:tc>
+        <w:tc>
+          <w:tcPr>
+            <w:tcW w:type="dxa" w:w="1080"/>
+          </w:tcPr>
+          <w:p>
+            <w:pPr>
+              <w:jc w:val="center"/>
+            </w:pPr>
+            <w:r>
+              <w:t>13 (2.2)</w:t>
+            </w:r>
+          </w:p>
+        </w:tc>
+        <w:tc>
+          <w:tcPr>
+            <w:tcW w:type="dxa" w:w="1080"/>
+          </w:tcPr>
+          <w:p>
+            <w:pPr>
+              <w:jc w:val="center"/>
+            </w:pPr>
+            <w:r>
+              <w:t>0 (0.0)</w:t>
+            </w:r>
+          </w:p>
+        </w:tc>
+        <w:tc>
+          <w:tcPr>
+            <w:tcW w:type="dxa" w:w="1080"/>
+          </w:tcPr>
+          <w:p>
+            <w:pPr>
+              <w:jc w:val="center"/>
+            </w:pPr>
+            <w:r>
+              <w:t>0 (0.0)</w:t>
+            </w:r>
+          </w:p>
+        </w:tc>
+        <w:tc>
+          <w:tcPr>
+            <w:tcW w:type="dxa" w:w="1080"/>
+          </w:tcPr>
+          <w:p>
+            <w:pPr>
+              <w:jc w:val="center"/>
+            </w:pPr>
+            <w:r>
+              <w:t>13 (1.1)</w:t>
+            </w:r>
+          </w:p>
+        </w:tc>
+        <w:tc>
+          <w:tcPr>
+            <w:tcW w:type="dxa" w:w="1080"/>
+          </w:tcPr>
+          <w:p>
+            <w:pPr>
+              <w:jc w:val="center"/>
+            </w:pPr>
+            <w:r/>
+          </w:p>
+        </w:tc>
+        <w:tc>
+          <w:tcPr>
+            <w:tcW w:type="dxa" w:w="1080"/>
+          </w:tcPr>
+          <w:p>
+            <w:pPr>
+              <w:jc w:val="center"/>
+            </w:pPr>
+            <w:r>
+              <w:t>0.002</w:t>
+            </w:r>
+          </w:p>
+        </w:tc>
+        <w:tc>
+          <w:tcPr>
+            <w:tcW w:type="dxa" w:w="1080"/>
+          </w:tcPr>
+          <w:p>
+            <w:pPr>
+              <w:jc w:val="center"/>
+            </w:pPr>
+            <w:r>
+              <w:t>0.109</w:t>
+            </w:r>
+          </w:p>
+        </w:tc>
+      </w:tr>
+      <w:tr>
+        <w:tc>
+          <w:tcPr>
+            <w:tcW w:type="dxa" w:w="1080"/>
+          </w:tcPr>
+          <w:p>
+            <w:pPr>
+              <w:jc w:val="left"/>
+            </w:pPr>
+            <w:r>
               <w:t>多发异物</w:t>
             </w:r>
           </w:p>
@@ -1651,46 +1859,46 @@
               <w:jc w:val="center"/>
             </w:pPr>
             <w:r>
-              <w:t>42 (7.2)</w:t>
-            </w:r>
-          </w:p>
-        </w:tc>
-        <w:tc>
-          <w:tcPr>
-            <w:tcW w:type="dxa" w:w="1080"/>
-          </w:tcPr>
-          <w:p>
-            <w:pPr>
-              <w:jc w:val="center"/>
-            </w:pPr>
-            <w:r>
-              <w:t>18 (3.5)</w:t>
-            </w:r>
-          </w:p>
-        </w:tc>
-        <w:tc>
-          <w:tcPr>
-            <w:tcW w:type="dxa" w:w="1080"/>
-          </w:tcPr>
-          <w:p>
-            <w:pPr>
-              <w:jc w:val="center"/>
-            </w:pPr>
-            <w:r>
-              <w:t>26 (19.3)</w:t>
-            </w:r>
-          </w:p>
-        </w:tc>
-        <w:tc>
-          <w:tcPr>
-            <w:tcW w:type="dxa" w:w="1080"/>
-          </w:tcPr>
-          <w:p>
-            <w:pPr>
-              <w:jc w:val="center"/>
-            </w:pPr>
-            <w:r>
-              <w:t>86 (6.9)</w:t>
+              <w:t>80 (13.7)</w:t>
+            </w:r>
+          </w:p>
+        </w:tc>
+        <w:tc>
+          <w:tcPr>
+            <w:tcW w:type="dxa" w:w="1080"/>
+          </w:tcPr>
+          <w:p>
+            <w:pPr>
+              <w:jc w:val="center"/>
+            </w:pPr>
+            <w:r>
+              <w:t>40 (7.7)</w:t>
+            </w:r>
+          </w:p>
+        </w:tc>
+        <w:tc>
+          <w:tcPr>
+            <w:tcW w:type="dxa" w:w="1080"/>
+          </w:tcPr>
+          <w:p>
+            <w:pPr>
+              <w:jc w:val="center"/>
+            </w:pPr>
+            <w:r>
+              <w:t>35 (25.9)</w:t>
+            </w:r>
+          </w:p>
+        </w:tc>
+        <w:tc>
+          <w:tcPr>
+            <w:tcW w:type="dxa" w:w="1080"/>
+          </w:tcPr>
+          <w:p>
+            <w:pPr>
+              <w:jc w:val="center"/>
+            </w:pPr>
+            <w:r>
+              <w:t>155 (12.5)</w:t>
             </w:r>
           </w:p>
         </w:tc>
@@ -1727,7 +1935,7 @@
               <w:jc w:val="center"/>
             </w:pPr>
             <w:r>
-              <w:t>0.183</w:t>
+              <w:t>0.166</w:t>
             </w:r>
           </w:p>
         </w:tc>
@@ -2190,7 +2398,7 @@
               <w:jc w:val="center"/>
             </w:pPr>
             <w:r>
-              <w:t>0.043</w:t>
+              <w:t>0.044</w:t>
             </w:r>
           </w:p>
         </w:tc>
@@ -2398,7 +2606,7 @@
               <w:jc w:val="center"/>
             </w:pPr>
             <w:r>
-              <w:t>0.072</w:t>
+              <w:t>0.068</w:t>
             </w:r>
           </w:p>
         </w:tc>
@@ -3084,7 +3292,7 @@
               <w:jc w:val="center"/>
             </w:pPr>
             <w:r>
-              <w:t>0.002</w:t>
+              <w:t>0.003</w:t>
             </w:r>
           </w:p>
         </w:tc>
@@ -3190,7 +3398,7 @@
               <w:jc w:val="center"/>
             </w:pPr>
             <w:r>
-              <w:t>0.002</w:t>
+              <w:t>0.004</w:t>
             </w:r>
           </w:p>
         </w:tc>
@@ -3296,7 +3504,7 @@
               <w:jc w:val="center"/>
             </w:pPr>
             <w:r>
-              <w:t>0.192</w:t>
+              <w:t>0.195</w:t>
             </w:r>
           </w:p>
         </w:tc>
@@ -4046,7 +4254,7 @@
         <w:rPr>
           <w:sz w:val="16"/>
         </w:rPr>
-        <w:t>期望频数不足 5 的变量改用蒙特卡洛置换检验（10000 次重抽样）：长条状异物、呕血或黑便、吞咽困难或流涎、腹胀、腹膜刺激征、食管、胃、十二指肠、小肠</w:t>
+        <w:t>期望频数不足 5 的变量改用蒙特卡洛置换检验（10000 次重抽样）：圆球状钝物、水银或体温计、呕血或黑便、吞咽困难或流涎、腹胀、腹膜刺激征、食管、胃、十二指肠、小肠</w:t>
       </w:r>
     </w:p>
     <w:p>
@@ -4784,7 +4992,7 @@
               <w:jc w:val="center"/>
             </w:pPr>
             <w:r>
-              <w:t>0.003</w:t>
+              <w:t>0.002</w:t>
             </w:r>
           </w:p>
         </w:tc>
@@ -4992,7 +5200,7 @@
               <w:jc w:val="center"/>
             </w:pPr>
             <w:r>
-              <w:t>0.364</w:t>
+              <w:t>0.363</w:t>
             </w:r>
           </w:p>
         </w:tc>
